--- a/EXPORTS/DOCX/published/niveau3/Dutch/KVVAK.docx
+++ b/EXPORTS/DOCX/published/niveau3/Dutch/KVVAK.docx
@@ -470,43 +470,7 @@
           <w:color w:val="000000"/>
           <w:sz w:val="24"/>
         </w:rPr>
-        <w:hyperlink r:id="rId9" w:history="1">
-          <w:r>
-            <w:rPr>
-              <w:rStyle w:val="Hyperlink"/>
-            </w:rPr>
-            <w:t>s</w:t>
-          </w:r>
-        </w:hyperlink>
-      </w:r>
-      <w:r>
-        <w:rPr>
-          <w:u w:val="single" w:color="0000ff"/>
-          <w:rFonts w:ascii="Charis SIL Regular" w:hAnsi="Charis SIL Regular" w:eastAsia="Charis SIL Regular"/>
-          <w:b w:val="0"/>
-          <w:i w:val="0"/>
-          <w:color w:val="000000"/>
-          <w:sz w:val="24"/>
-        </w:rPr>
-        <w:t xml:space="preserve"> 2018 het</w:t>
-      </w:r>
-      <w:r>
-        <w:rPr>
-          <w:u w:val="single" w:color="0000ff"/>
-          <w:rFonts w:ascii="Charis SIL Regular" w:hAnsi="Charis SIL Regular" w:eastAsia="Charis SIL Regular"/>
-          <w:b w:val="0"/>
-          <w:i w:val="0"/>
-          <w:color w:val="000000"/>
-          <w:sz w:val="24"/>
-        </w:rPr>
-        <w:hyperlink r:id="rId9" w:history="1">
-          <w:r>
-            <w:rPr>
-              <w:rStyle w:val="Hyperlink"/>
-            </w:rPr>
-            <w:t xml:space="preserve"> pre</w:t>
-          </w:r>
-        </w:hyperlink>
+        <w:t>s 2018 het pre</w:t>
       </w:r>
       <w:r>
         <w:rPr>
@@ -967,7 +931,7 @@
           <w:sz w:val="24"/>
           <w:u w:val="single"/>
         </w:rPr>
-        <w:hyperlink r:id="rId12" w:history="1">
+        <w:hyperlink r:id="rId11" w:history="1">
           <w:r>
             <w:rPr>
               <w:rStyle w:val="Hyperlink"/>
@@ -1674,7 +1638,14 @@
           <w:color w:val="000000"/>
           <w:sz w:val="24"/>
         </w:rPr>
-        <w:t>der ande</w:t>
+        <w:hyperlink r:id="rId19" w:history="1">
+          <w:r>
+            <w:rPr>
+              <w:rStyle w:val="Hyperlink"/>
+            </w:rPr>
+            <w:t>der ande</w:t>
+          </w:r>
+        </w:hyperlink>
       </w:r>
       <w:r>
         <w:rPr>
@@ -4988,7 +4959,7 @@
           <w:sz w:val="24"/>
           <w:u w:val="single"/>
         </w:rPr>
-        <w:hyperlink r:id="rId36" w:history="1">
+        <w:hyperlink r:id="rId35" w:history="1">
           <w:r>
             <w:rPr>
               <w:rStyle w:val="Hyperlink"/>
@@ -5006,7 +4977,7 @@
           <w:sz w:val="24"/>
           <w:u w:val="single"/>
         </w:rPr>
-        <w:hyperlink r:id="rId36" w:history="1">
+        <w:hyperlink r:id="rId35" w:history="1">
           <w:r>
             <w:rPr>
               <w:rStyle w:val="Hyperlink"/>

--- a/EXPORTS/DOCX/published/niveau3/Dutch/KVVAK.docx
+++ b/EXPORTS/DOCX/published/niveau3/Dutch/KVVAK.docx
@@ -470,7 +470,50 @@
           <w:color w:val="000000"/>
           <w:sz w:val="24"/>
         </w:rPr>
-        <w:t>s 2018 het pre</w:t>
+        <w:hyperlink r:id="rId9" w:history="1">
+          <w:r>
+            <w:rPr>
+              <w:rStyle w:val="Hyperlink"/>
+            </w:rPr>
+            <w:t>s</w:t>
+          </w:r>
+        </w:hyperlink>
+      </w:r>
+      <w:r>
+        <w:rPr>
+          <w:u w:val="single" w:color="0000ff"/>
+          <w:rFonts w:ascii="Charis SIL Regular" w:hAnsi="Charis SIL Regular" w:eastAsia="Charis SIL Regular"/>
+          <w:b w:val="0"/>
+          <w:i w:val="0"/>
+          <w:color w:val="000000"/>
+          <w:sz w:val="24"/>
+        </w:rPr>
+        <w:hyperlink r:id="rId9" w:history="1">
+          <w:r>
+            <w:rPr>
+              <w:rStyle w:val="Hyperlink"/>
+            </w:rPr>
+            <w:t xml:space="preserve"> 2018 het</w:t>
+          </w:r>
+        </w:hyperlink>
+      </w:r>
+      <w:r>
+        <w:rPr>
+          <w:u w:val="single" w:color="0000ff"/>
+          <w:rFonts w:ascii="Charis SIL Regular" w:hAnsi="Charis SIL Regular" w:eastAsia="Charis SIL Regular"/>
+          <w:b w:val="0"/>
+          <w:i w:val="0"/>
+          <w:color w:val="000000"/>
+          <w:sz w:val="24"/>
+        </w:rPr>
+        <w:hyperlink r:id="rId9" w:history="1">
+          <w:r>
+            <w:rPr>
+              <w:rStyle w:val="Hyperlink"/>
+            </w:rPr>
+            <w:t xml:space="preserve"> pre</w:t>
+          </w:r>
+        </w:hyperlink>
       </w:r>
       <w:r>
         <w:rPr>
@@ -895,7 +938,7 @@
           <w:sz w:val="24"/>
           <w:u w:val="single"/>
         </w:rPr>
-        <w:hyperlink r:id="rId11" w:history="1">
+        <w:hyperlink r:id="rId12" w:history="1">
           <w:r>
             <w:rPr>
               <w:rStyle w:val="Hyperlink"/>
@@ -913,7 +956,7 @@
           <w:sz w:val="24"/>
           <w:u w:val="single"/>
         </w:rPr>
-        <w:hyperlink r:id="rId11" w:history="1">
+        <w:hyperlink r:id="rId12" w:history="1">
           <w:r>
             <w:rPr>
               <w:rStyle w:val="Hyperlink"/>
@@ -931,7 +974,7 @@
           <w:sz w:val="24"/>
           <w:u w:val="single"/>
         </w:rPr>
-        <w:hyperlink r:id="rId11" w:history="1">
+        <w:hyperlink r:id="rId12" w:history="1">
           <w:r>
             <w:rPr>
               <w:rStyle w:val="Hyperlink"/>
@@ -1413,14 +1456,7 @@
           <w:color w:val="000000"/>
           <w:sz w:val="24"/>
         </w:rPr>
-        <w:hyperlink r:id="rId16" w:history="1">
-          <w:r>
-            <w:rPr>
-              <w:rStyle w:val="Hyperlink"/>
-            </w:rPr>
-            <w:t>verhuisd</w:t>
-          </w:r>
-        </w:hyperlink>
+        <w:t>verhuisd</w:t>
       </w:r>
       <w:r>
         <w:rPr>
@@ -4959,7 +4995,7 @@
           <w:sz w:val="24"/>
           <w:u w:val="single"/>
         </w:rPr>
-        <w:hyperlink r:id="rId35" w:history="1">
+        <w:hyperlink r:id="rId36" w:history="1">
           <w:r>
             <w:rPr>
               <w:rStyle w:val="Hyperlink"/>
@@ -4977,7 +5013,7 @@
           <w:sz w:val="24"/>
           <w:u w:val="single"/>
         </w:rPr>
-        <w:hyperlink r:id="rId35" w:history="1">
+        <w:hyperlink r:id="rId36" w:history="1">
           <w:r>
             <w:rPr>
               <w:rStyle w:val="Hyperlink"/>
